--- a/document_templates/russian_library/Исковые_заявления/Семейные_споры/шаблон_Исковое_заявление_об_освобождении_от_уплаты_задолженности_по_алиментам.docx
+++ b/document_templates/russian_library/Исковые_заявления/Семейные_споры/шаблон_Исковое_заявление_об_освобождении_от_уплаты_задолженности_по_алиментам.docx
@@ -13,15 +13,14 @@
           <w:lang w:val="en-US"/>
         </w:rPr>
       </w:pPr>
-      <w:proofErr w:type="gramStart"/>
-      <w:r>
-        <w:rPr>
-          <w:rFonts w:ascii="Times New Roman" w:hAnsi="Times New Roman" w:cs="Times New Roman"/>
-          <w:sz w:val="24"/>
-          <w:szCs w:val="24"/>
-          <w:lang w:val="en-US"/>
-        </w:rPr>
-        <w:t xml:space="preserve">{{ w_t_w_r_w_r_w_rpr_w_rfonts_w_ascii_times_new_roman_w_hansi_times_new_roman_w_cs_times_new_roman_w_sz_w_val_24_w_szcs_w_val_24_w_lang_w_val_en_us_w_rpr_w_t_in_w_t_w_r_w_prooferr_w_type_gramend_w_r_w_rsidrpr_00570dc2_w_rpr_w_rfonts_w_ascii_times_new_roman_w_hansi_times_new_roman_w_cs_times_new_roman_w_sz_w_val_24_w_szcs_w_val_24_w_lang_w_val_en_us_w_rpr_w_t_xml_space_preserve_w_t_w_r_w_r_w_rpr_w_rfonts_w_ascii_times_new_roman_w_hansi_times_new_roman_w_cs_times_new_roman_w_sz_w_val_24_w_szcs_w_val_24_w_lang_w_val_en_us_w_rpr_w_t_court_w_t_w_r_w_r_w_rsidrpr_00570dc2_w_rpr_w_rfonts_w_ascii_times_new_roman_w_hansi_times_new_roman_w_cs_times_new_roman_w_sz_w_val_24_w_szcs_w_val_24_w_lang_w_val_en_us_w_rpr_w_t_xml_space_preserve_w_t_w_r_w_r_w_rpr_w_rfonts_w_ascii_times_new_roman_w_hansi_times_new_roman_w_cs_times_new_roman_w_sz_w_val_24_w_szcs_w_val_24_w_lang_w_val_en_us_w_rpr_w_t_name_w_t_w_r_w_r_w_rsidrpr_00570dc2_w_rpr_w_rfonts_w_ascii_times_new_roman_w_hansi_times_new_roman_w_cs_times_new_roman_w_sz_w_val_24_w_szcs_w_val_24_w_lang_w_val_en_us_w_rpr_w_t_xml_space_preserve }}</w:t>
+      <w:r>
+        <w:rPr>
+          <w:rFonts w:ascii="Times New Roman" w:hAnsi="Times New Roman" w:cs="Times New Roman"/>
+          <w:sz w:val="24"/>
+          <w:szCs w:val="24"/>
+          <w:lang w:val="en-US"/>
+        </w:rPr>
+        <w:t xml:space="preserve">{{ in_court_name }}</w:t>
       </w:r>
     </w:p>
     <w:p>
@@ -35,15 +34,14 @@
           <w:lang w:val="en-US"/>
         </w:rPr>
       </w:pPr>
-      <w:proofErr w:type="gramStart"/>
-      <w:r>
-        <w:rPr>
-          <w:rFonts w:ascii="Times New Roman" w:hAnsi="Times New Roman" w:cs="Times New Roman"/>
-          <w:sz w:val="24"/>
-          <w:szCs w:val="24"/>
-          <w:lang w:val="en-US"/>
-        </w:rPr>
-        <w:t xml:space="preserve">{{ w_t_w_r_w_r_w_rpr_w_rfonts_w_ascii_times_new_roman_w_hansi_times_new_roman_w_cs_times_new_roman_w_sz_w_val_24_w_szcs_w_val_24_w_lang_w_val_en_us_w_rpr_w_t_court_w_t_w_r_w_prooferr_w_type_gramend_w_r_w_rsidrpr_00570dc2_w_rpr_w_rfonts_w_ascii_times_new_roman_w_hansi_times_new_roman_w_cs_times_new_roman_w_sz_w_val_24_w_szcs_w_val_24_w_lang_w_val_en_us_w_rpr_w_t_xml_space_preserve_w_t_w_r_w_r_w_rpr_w_rfonts_w_ascii_times_new_roman_w_hansi_times_new_roman_w_cs_times_new_roman_w_sz_w_val_24_w_szcs_w_val_24_w_lang_w_val_en_us_w_rpr_w_t_address_w_t_w_r_w_r_w_rsidrpr_00570dc2_w_rpr_w_rfonts_w_ascii_times_new_roman_w_hansi_times_new_roman_w_cs_times_new_roman_w_sz_w_val_24_w_szcs_w_val_24_w_lang_w_val_en_us_w_rpr_w_t_xml_space_preserve }}</w:t>
+      <w:r>
+        <w:rPr>
+          <w:rFonts w:ascii="Times New Roman" w:hAnsi="Times New Roman" w:cs="Times New Roman"/>
+          <w:sz w:val="24"/>
+          <w:szCs w:val="24"/>
+          <w:lang w:val="en-US"/>
+        </w:rPr>
+        <w:t xml:space="preserve">{{ court_address }}</w:t>
       </w:r>
     </w:p>
     <w:p>
@@ -72,7 +70,7 @@
           <w:szCs w:val="24"/>
           <w:lang w:val="en-US"/>
         </w:rPr>
-        <w:t xml:space="preserve">: {{ w_t_w_r_w_r_w_rpr_w_rfonts_w_ascii_times_new_roman_w_hansi_times_new_roman_w_cs_times_new_roman_w_sz_w_val_24_w_szcs_w_val_24_w_lang_w_val_en_us_w_rpr_w_t_plaintiff_w_t_w_r_w_r_w_rsidrpr_00570dc2_w_rpr_w_rfonts_w_ascii_times_new_roman_w_hansi_times_new_roman_w_cs_times_new_roman_w_sz_w_val_24_w_szcs_w_val_24_w_lang_w_val_en_us_w_rpr_w_t_xml_space_preserve }}</w:t>
+        <w:t xml:space="preserve">: {{ plaintiff }}</w:t>
       </w:r>
     </w:p>
     <w:p>
@@ -118,7 +116,7 @@
           <w:szCs w:val="24"/>
           <w:lang w:val="en-US"/>
         </w:rPr>
-        <w:t xml:space="preserve">: {{ w_t_w_r_w_r_w_rpr_w_rfonts_w_ascii_times_new_roman_w_hansi_times_new_roman_w_cs_times_new_roman_w_sz_w_val_24_w_szcs_w_val_24_w_lang_w_val_en_us_w_rpr_w_t_plaintiff_w_t_w_r_w_r_w_rsidrpr_00220f97_w_rpr_w_rfonts_w_ascii_times_new_roman_w_hansi_times_new_roman_w_cs_times_new_roman_w_sz_w_val_24_w_szcs_w_val_24_w_lang_w_val_en_us_w_rpr_w_t_xml_space_preserve_w_t_w_r_w_r_w_rpr_w_rfonts_w_ascii_times_new_roman_w_hansi_times_new_roman_w_cs_times_new_roman_w_sz_w_val_24_w_szcs_w_val_24_w_lang_w_val_en_us_w_rpr_w_t_registration_address }}</w:t>
+        <w:t xml:space="preserve">: {{ plaintiff }}</w:t>
       </w:r>
     </w:p>
     <w:p>
@@ -185,7 +183,7 @@
           <w:szCs w:val="24"/>
           <w:lang w:val="en-US"/>
         </w:rPr>
-        <w:t xml:space="preserve">: {{ w_t_w_r_w_r_w_rpr_w_rfonts_w_ascii_times_new_roman_w_hansi_times_new_roman_w_cs_times_new_roman_w_sz_w_val_24_w_szcs_w_val_24_w_lang_w_val_en_us_w_rpr_w_t_defendant_w_t_w_r_w_r_w_rsidrpr_00570dc2_w_rpr_w_rfonts_w_ascii_times_new_roman_w_hansi_times_new_roman_w_cs_times_new_roman_w_sz_w_val_24_w_szcs_w_val_24_w_lang_w_val_en_us_w_rpr_w_t_xml_space_preserve }}</w:t>
+        <w:t xml:space="preserve">: {{ defendant }}</w:t>
       </w:r>
     </w:p>
     <w:p>
@@ -231,7 +229,7 @@
           <w:szCs w:val="24"/>
           <w:lang w:val="en-US"/>
         </w:rPr>
-        <w:t xml:space="preserve">: {{ w_t_w_r_w_r_w_rpr_w_rfonts_w_ascii_times_new_roman_w_hansi_times_new_roman_w_cs_times_new_roman_w_sz_w_val_24_w_szcs_w_val_24_w_lang_w_val_en_us_w_rpr_w_t_defendant_w_t_w_r_w_r_w_rsidrpr_00220f97_w_rpr_w_rfonts_w_ascii_times_new_roman_w_hansi_times_new_roman_w_cs_times_new_roman_w_sz_w_val_24_w_szcs_w_val_24_w_lang_w_val_en_us_w_rpr_w_t_xml_space_preserve_w_t_w_r_w_r_w_rpr_w_rfonts_w_ascii_times_new_roman_w_hansi_times_new_roman_w_cs_times_new_roman_w_sz_w_val_24_w_szcs_w_val_24_w_lang_w_val_en_us_w_rpr_w_t_registration_address }}</w:t>
+        <w:t xml:space="preserve">: {{ defendant }}</w:t>
       </w:r>
     </w:p>
     <w:p>
@@ -258,7 +256,7 @@
           <w:sz w:val="24"/>
           <w:szCs w:val="24"/>
         </w:rPr>
-        <w:t xml:space="preserve"> {{ w_t_w_r_w_r_w_rpr_w_rfonts_w_ascii_times_new_roman_w_hansi_times_new_roman_w_cs_times_new_roman_w_sz_w_val_24_w_szcs_w_val_24_w_lang_w_val_en_us_w_rpr_w_t_passport_w_t_w_r_w_r_w_rsidrpr_00570dc2_w_rpr_w_rfonts_w_ascii_times_new_roman_w_hansi_times_new_roman_w_cs_times_new_roman_w_sz_w_val_24_w_szcs_w_val_24_w_rpr_w_t_xml_space_preserve_w_t_w_r_w_r_w_rpr_w_rfonts_w_ascii_times_new_roman_w_hansi_times_new_roman_w_cs_times_new_roman_w_sz_w_val_24_w_szcs_w_val_24_w_lang_w_val_en_us_w_rpr_w_t_defendant_w_t_w_r_w_r_w_rsidrpr_00570dc2_w_rpr_w_rfonts_w_ascii_times_new_roman_w_hansi_times_new_roman_w_cs_times_new_roman_w_sz_w_val_24_w_szcs_w_val_24_w_rpr_w_t_xml_space_preserve }}</w:t>
+        <w:t xml:space="preserve"> {{ passport_defendant }}</w:t>
       </w:r>
     </w:p>
     <w:p>
@@ -303,7 +301,7 @@
           <w:sz w:val="24"/>
           <w:szCs w:val="24"/>
         </w:rPr>
-        <w:t xml:space="preserve">{{ w_t_w_r_w_r_w_rsidr_00570dc2_w_rsidrpr_00570dc2_w_rpr_w_rfonts_w_ascii_times_new_roman_w_hansi_times_new_roman_w_cs_times_new_roman_w_sz_w_val_24_w_szcs_w_val_24_w_lang_w_val_en_us_w_rpr_w_t_date_w_t_w_r_w_r_w_rsidr_00570dc2_w_rsidrpr_00570dc2_w_rpr_w_rfonts_w_ascii_times_new_roman_w_hansi_times_new_roman_w_cs_times_new_roman_w_sz_w_val_24_w_szcs_w_val_24_w_rpr_w_t_xml_space_preserve_w_t_w_r_w_r_w_rsidr_00570dc2_w_rsidrpr_00570dc2_w_rpr_w_rfonts_w_ascii_times_new_roman_w_hansi_times_new_roman_w_cs_times_new_roman_w_sz_w_val_24_w_szcs_w_val_24_w_lang_w_val_en_us_w_rpr_w_t_of_w_t_w_r_w_r_w_rsidr_00570dc2_w_rsidrpr_00570dc2_w_rpr_w_rfonts_w_ascii_times_new_roman_w_hansi_times_new_roman_w_cs_times_new_roman_w_sz_w_val_24_w_szcs_w_val_24_w_rpr_w_t_xml_space_preserve_w_t_w_r_w_r_w_rsidr_00570dc2_w_rsidrpr_00570dc2_w_rpr_w_rfonts_w_ascii_times_new_roman_w_hansi_times_new_roman_w_cs_times_new_roman_w_sz_w_val_24_w_szcs_w_val_24_w_lang_w_val_en_us_w_rpr_w_t_the_w_t_w_r_w_r_w_rsidr_00570dc2_w_rsidrpr_00570dc2_w_rpr_w_rfonts_w_ascii_times_new_roman_w_hansi_times_new_roman_w_cs_times_new_roman_w_sz_w_val_24_w_szcs_w_val_24_w_rpr_w_t_xml_space_preserve_w_t_w_r_w_r_w_rsidr_00570dc2_w_rsidrpr_00570dc2_w_rpr_w_rfonts_w_ascii_times_new_roman_w_hansi_times_new_roman_w_cs_times_new_roman_w_sz_w_val_24_w_szcs_w_val_24_w_lang_w_val_en_us_w_rpr_w_t_court_w_t_w_r_w_r_w_rsidr_00570dc2_w_rsidrpr_00570dc2_w_rpr_w_rfonts_w_ascii_times_new_roman_w_hansi_times_new_roman_w_cs_times_new_roman_w_sz_w_val_24_w_szcs_w_val_24_w_rpr_w_t_xml_space_preserve_w_t_w_r_w_r_w_rsidr_00570dc2_w_rsidrpr_00570dc2_w_rpr_w_rfonts_w_ascii_times_new_roman_w_hansi_times_new_roman_w_cs_times_new_roman_w_sz_w_val_24_w_szcs_w_val_24_w_lang_w_val_en_us_w_rpr_w_t_decision_w_t_w_r_w_r_w_rsidr_00570dc2_w_rsidrpr_00570dc2_w_rpr_w_rfonts_w_ascii_times_new_roman_w_hansi_times_new_roman_w_cs_times_new_roman_w_sz_w_val_24_w_szcs_w_val_24_w_rpr_w_t_xml_space_preserve }}</w:t>
+        <w:t xml:space="preserve">{{ date_of_the_court_decision }}</w:t>
       </w:r>
       <w:r>
         <w:rPr>
@@ -327,7 +325,7 @@
           <w:sz w:val="24"/>
           <w:szCs w:val="24"/>
         </w:rPr>
-        <w:t xml:space="preserve">{{ w_t_w_r_w_r_w_rsidr_00570dc2_w_rpr_w_rfonts_w_ascii_times_new_roman_w_hansi_times_new_roman_w_cs_times_new_roman_w_sz_w_val_24_w_szcs_w_val_24_w_lang_w_val_en_us_w_rpr_w_t_plaintiff_w_t_w_r_w_r_w_rsidr_00570dc2_w_rsidrpr_00570dc2_w_rpr_w_rfonts_w_ascii_times_new_roman_w_hansi_times_new_roman_w_cs_times_new_roman_w_sz_w_val_24_w_szcs_w_val_24_w_rpr_w_t_xml_space_preserve }}</w:t>
+        <w:t xml:space="preserve">{{ plaintiff }}</w:t>
       </w:r>
       <w:r>
         <w:rPr>
@@ -343,7 +341,7 @@
           <w:sz w:val="24"/>
           <w:szCs w:val="24"/>
         </w:rPr>
-        <w:t xml:space="preserve">{{ w_t_w_r_w_r_w_rsidr_00570dc2_w_rpr_w_rfonts_w_ascii_times_new_roman_w_hansi_times_new_roman_w_cs_times_new_roman_w_sz_w_val_24_w_szcs_w_val_24_w_lang_w_val_en_us_w_rpr_w_t_part_w_t_w_r_w_r_w_rsidr_00570dc2_w_rsidrpr_00570dc2_w_rpr_w_rfonts_w_ascii_times_new_roman_w_hansi_times_new_roman_w_cs_times_new_roman_w_sz_w_val_24_w_szcs_w_val_24_w_rpr_w_t_xml_space_preserve }}</w:t>
+        <w:t xml:space="preserve">{{ part }}</w:t>
       </w:r>
       <w:r>
         <w:rPr>
@@ -359,7 +357,7 @@
           <w:sz w:val="24"/>
           <w:szCs w:val="24"/>
         </w:rPr>
-        <w:t xml:space="preserve">{{ w_t_w_r_w_r_w_rsidr_00570dc2_w_rpr_w_rfonts_w_ascii_times_new_roman_w_hansi_times_new_roman_w_cs_times_new_roman_w_sz_w_val_24_w_szcs_w_val_24_w_lang_w_val_en_us_w_rpr_w_t_children_w_t_w_r_w_r_w_rsidr_00570dc2_w_rsidrpr_00570dc2_w_rpr_w_rfonts_w_ascii_times_new_roman_w_hansi_times_new_roman_w_cs_times_new_roman_w_sz_w_val_24_w_szcs_w_val_24_w_rpr_w_t_xml_space_preserve_w_t_w_r_w_r_w_rsidr_00570dc2_w_rpr_w_rfonts_w_ascii_times_new_roman_w_hansi_times_new_roman_w_cs_times_new_roman_w_sz_w_val_24_w_szcs_w_val_24_w_lang_w_val_en_us_w_rpr_w_t_name_w_t_w_r_w_r_w_rsidr_00570dc2_w_rsidrpr_00570dc2_w_rpr_w_rfonts_w_ascii_times_new_roman_w_hansi_times_new_roman_w_cs_times_new_roman_w_sz_w_val_24_w_szcs_w_val_24_w_rpr_w_t_xml_space_preserve_w_t_w_r_w_r_w_rsidr_00570dc2_w_rpr_w_rfonts_w_ascii_times_new_roman_w_hansi_times_new_roman_w_cs_times_new_roman_w_sz_w_val_24_w_szcs_w_val_24_w_lang_w_val_en_us_w_rpr_w_t_rod_w_t_w_r_w_r_w_rsidr_00570dc2_w_rsidrpr_00570dc2_w_rpr_w_rfonts_w_ascii_times_new_roman_w_hansi_times_new_roman_w_cs_times_new_roman_w_sz_w_val_24_w_szcs_w_val_24_w_rpr_w_t_xml_space_preserve }}</w:t>
+        <w:t xml:space="preserve">{{ children_name_rod }}</w:t>
       </w:r>
       <w:r>
         <w:rPr>
@@ -375,7 +373,7 @@
           <w:sz w:val="24"/>
           <w:szCs w:val="24"/>
         </w:rPr>
-        <w:t xml:space="preserve">{{ w_t_w_r_w_r_w_rsidr_00570dc2_w_rpr_w_rfonts_w_ascii_times_new_roman_w_hansi_times_new_roman_w_cs_times_new_roman_w_sz_w_val_24_w_szcs_w_val_24_w_lang_w_val_en_us_w_rpr_w_t_defendant_w_t_w_r_w_r_w_rsidr_00570dc2_w_rsidrpr_00570dc2_w_rpr_w_rfonts_w_ascii_times_new_roman_w_hansi_times_new_roman_w_cs_times_new_roman_w_sz_w_val_24_w_szcs_w_val_24_w_rpr_w_t_xml_space_preserve_w_t_w_r_w_prooferr_w_type_spellstart_w_r_w_rsidr_00570dc2_w_rpr_w_rfonts_w_ascii_times_new_roman_w_hansi_times_new_roman_w_cs_times_new_roman_w_sz_w_val_24_w_szcs_w_val_24_w_lang_w_val_en_us_w_rpr_w_t_tvor_w_t_w_r_w_prooferr_w_type_spellend_w_r_w_rsidr_00570dc2_w_rsidrpr_00570dc2_w_rpr_w_rfonts_w_ascii_times_new_roman_w_hansi_times_new_roman_w_cs_times_new_roman_w_sz_w_val_24_w_szcs_w_val_24_w_rpr_w_t_xml_space_preserve }}</w:t>
+        <w:t xml:space="preserve">{{ defendant_tvor }}</w:t>
       </w:r>
       <w:r>
         <w:rPr>
@@ -410,7 +408,7 @@
           <w:sz w:val="24"/>
           <w:szCs w:val="24"/>
         </w:rPr>
-        <w:t xml:space="preserve">{{ w_t_w_r_w_r_w_rsidr_00570dc2_w_rsidrpr_00570dc2_w_rpr_w_rfonts_w_ascii_times_new_roman_w_hansi_times_new_roman_w_cs_times_new_roman_w_sz_w_val_24_w_szcs_w_val_24_w_lang_w_val_en_us_w_rpr_w_t_debt_w_t_w_r_w_r_w_rsidr_00570dc2_w_rsidrpr_00570dc2_w_rpr_w_rfonts_w_ascii_times_new_roman_w_hansi_times_new_roman_w_cs_times_new_roman_w_sz_w_val_24_w_szcs_w_val_24_w_rpr_w_t_xml_space_preserve_w_t_w_r_w_r_w_rsidr_00570dc2_w_rsidrpr_00570dc2_w_rpr_w_rfonts_w_ascii_times_new_roman_w_hansi_times_new_roman_w_cs_times_new_roman_w_sz_w_val_24_w_szcs_w_val_24_w_lang_w_val_en_us_w_rpr_w_t_start_w_t_w_r_w_r_w_rsidr_00570dc2_w_rsidrpr_00570dc2_w_rpr_w_rfonts_w_ascii_times_new_roman_w_hansi_times_new_roman_w_cs_times_new_roman_w_sz_w_val_24_w_szcs_w_val_24_w_rpr_w_t_xml_space_preserve_w_t_w_r_w_r_w_rsidr_00570dc2_w_rsidrpr_00570dc2_w_rpr_w_rfonts_w_ascii_times_new_roman_w_hansi_times_new_roman_w_cs_times_new_roman_w_sz_w_val_24_w_szcs_w_val_24_w_lang_w_val_en_us_w_rpr_w_t_date_w_t_w_r_w_r_w_rsidr_00570dc2_w_rsidrpr_00570dc2_w_rpr_w_rfonts_w_ascii_times_new_roman_w_hansi_times_new_roman_w_cs_times_new_roman_w_sz_w_val_24_w_szcs_w_val_24_w_rpr_w_t_xml_space_preserve }} </w:t>
+        <w:t xml:space="preserve">{{ debt_start_date }} </w:t>
       </w:r>
       <w:r>
         <w:rPr>
@@ -426,7 +424,7 @@
           <w:sz w:val="24"/>
           <w:szCs w:val="24"/>
         </w:rPr>
-        <w:t xml:space="preserve">{{ w_t_w_r_w_r_w_rsidr_00570dc2_w_rsidrpr_00570dc2_w_rpr_w_rfonts_w_ascii_times_new_roman_w_hansi_times_new_roman_w_cs_times_new_roman_w_sz_w_val_24_w_szcs_w_val_24_w_lang_w_val_en_us_w_rpr_w_t_debt_w_t_w_r_w_r_w_rsidr_00570dc2_w_rsidrpr_00570dc2_w_rpr_w_rfonts_w_ascii_times_new_roman_w_hansi_times_new_roman_w_cs_times_new_roman_w_sz_w_val_24_w_szcs_w_val_24_w_rpr_w_t_xml_space_preserve_w_t_w_r_w_r_w_rsidr_00570dc2_w_rpr_w_rfonts_w_ascii_times_new_roman_w_hansi_times_new_roman_w_cs_times_new_roman_w_sz_w_val_24_w_szcs_w_val_24_w_lang_w_val_en_us_w_rpr_w_t_end_w_t_w_r_w_r_w_rsidr_00570dc2_w_rsidrpr_00570dc2_w_rpr_w_rfonts_w_ascii_times_new_roman_w_hansi_times_new_roman_w_cs_times_new_roman_w_sz_w_val_24_w_szcs_w_val_24_w_rpr_w_t_xml_space_preserve_w_t_w_r_w_r_w_rsidr_00570dc2_w_rsidrpr_00570dc2_w_rpr_w_rfonts_w_ascii_times_new_roman_w_hansi_times_new_roman_w_cs_times_new_roman_w_sz_w_val_24_w_szcs_w_val_24_w_lang_w_val_en_us_w_rpr_w_t_date_w_t_w_r_w_r_w_rsidr_00570dc2_w_rsidrpr_00570dc2_w_rpr_w_rfonts_w_ascii_times_new_roman_w_hansi_times_new_roman_w_cs_times_new_roman_w_sz_w_val_24_w_szcs_w_val_24_w_rpr_w_t_xml_space_preserve }}</w:t>
+        <w:t xml:space="preserve">{{ debt_end_date }}</w:t>
       </w:r>
       <w:r>
         <w:rPr>
@@ -451,7 +449,7 @@
           <w:szCs w:val="24"/>
           <w:lang w:val="en-US"/>
         </w:rPr>
-        <w:t xml:space="preserve">{{ w_t_w_r_w_r_w_rsidr_00570dc2_w_rsidrpr_00570dc2_w_rpr_w_rfonts_w_ascii_times_new_roman_w_hansi_times_new_roman_w_cs_times_new_roman_w_sz_w_val_24_w_szcs_w_val_24_w_lang_w_val_en_us_w_rpr_w_t_the_reason_why_there_were_no_payments_w_t_w_r_w_r_w_rsidr_00570dc2_w_rpr_w_rfonts_w_ascii_times_new_roman_w_hansi_times_new_roman_w_cs_times_new_roman_w_sz_w_val_24_w_szcs_w_val_24_w_lang_w_val_en_us_w_rpr_w_t_xml_space_preserve }}</w:t>
+        <w:t xml:space="preserve">{{ the_reason_why_there_were_no_payments }}</w:t>
       </w:r>
       <w:r>
         <w:rPr>
@@ -485,7 +483,7 @@
           <w:sz w:val="24"/>
           <w:szCs w:val="24"/>
         </w:rPr>
-        <w:t xml:space="preserve">{{ w_t_w_r_w_r_w_rsidr_00570dc2_w_rsidrpr_00570dc2_w_rpr_w_rfonts_w_ascii_times_new_roman_w_hansi_times_new_roman_w_cs_times_new_roman_w_sz_w_val_24_w_szcs_w_val_24_w_lang_w_val_en_us_w_rpr_w_t_compelling_w_t_w_r_w_r_w_rsidr_00570dc2_w_rsidrpr_00570dc2_w_rpr_w_rfonts_w_ascii_times_new_roman_w_hansi_times_new_roman_w_cs_times_new_roman_w_sz_w_val_24_w_szcs_w_val_24_w_rpr_w_t_xml_space_preserve_w_t_w_r_w_r_w_rsidr_00570dc2_w_rsidrpr_00570dc2_w_rpr_w_rfonts_w_ascii_times_new_roman_w_hansi_times_new_roman_w_cs_times_new_roman_w_sz_w_val_24_w_szcs_w_val_24_w_lang_w_val_en_us_w_rpr_w_t_circumstances_w_t_w_r_w_r_w_rsidr_00570dc2_w_rpr_w_rfonts_w_ascii_times_new_roman_w_hansi_times_new_roman_w_cs_times_new_roman_w_sz_w_val_24_w_szcs_w_val_24_w_rpr_w_t_xml_space_preserve_w_t_w_r_w_r_w_rsidr_00570dc2_w_rpr_w_rfonts_w_ascii_times_new_roman_w_hansi_times_new_roman_w_cs_times_new_roman_w_sz_w_val_24_w_szcs_w_val_24_w_lang_w_val_en_us_w_rpr_w_t }}</w:t>
+        <w:t xml:space="preserve">{{ compelling_circumstances }}</w:t>
       </w:r>
       <w:r>
         <w:rPr>
@@ -543,7 +541,7 @@
           <w:sz w:val="24"/>
           <w:szCs w:val="24"/>
         </w:rPr>
-        <w:t xml:space="preserve">{{ w_t_w_r_w_r_w_rsidr_00570dc2_w_rpr_w_rfonts_w_ascii_times_new_roman_w_hansi_times_new_roman_w_cs_times_new_roman_w_sz_w_val_24_w_szcs_w_val_24_w_lang_w_val_en_us_w_rpr_w_t_debt_w_t_w_r_w_r_w_rsidr_00570dc2_w_rsidrpr_00570dc2_w_rpr_w_rfonts_w_ascii_times_new_roman_w_hansi_times_new_roman_w_cs_times_new_roman_w_sz_w_val_24_w_szcs_w_val_24_w_rpr_w_t_xml_space_preserve_w_t_w_r_w_r_w_rsidr_00570dc2_w_rpr_w_rfonts_w_ascii_times_new_roman_w_hansi_times_new_roman_w_cs_times_new_roman_w_sz_w_val_24_w_szcs_w_val_24_w_lang_w_val_en_us_w_rpr_w_t_start_w_t_w_r_w_r_w_rsidr_00570dc2_w_rsidrpr_00570dc2_w_rpr_w_rfonts_w_ascii_times_new_roman_w_hansi_times_new_roman_w_cs_times_new_roman_w_sz_w_val_24_w_szcs_w_val_24_w_rpr_w_t_xml_space_preserve_w_t_w_r_w_r_w_rsidr_00570dc2_w_rpr_w_rfonts_w_ascii_times_new_roman_w_hansi_times_new_roman_w_cs_times_new_roman_w_sz_w_val_24_w_szcs_w_val_24_w_lang_w_val_en_us_w_rpr_w_t_date_w_t_w_r_w_r_w_rsidr_00570dc2_w_rsidrpr_00570dc2_w_rpr_w_rfonts_w_ascii_times_new_roman_w_hansi_times_new_roman_w_cs_times_new_roman_w_sz_w_val_24_w_szcs_w_val_24_w_rpr_w_t_xml_space_preserve }}</w:t>
+        <w:t xml:space="preserve">{{ debt_start_date }}</w:t>
       </w:r>
       <w:r>
         <w:rPr>
@@ -559,7 +557,7 @@
           <w:sz w:val="24"/>
           <w:szCs w:val="24"/>
         </w:rPr>
-        <w:t xml:space="preserve">{{ w_t_w_r_w_r_w_rsidr_00570dc2_w_rpr_w_rfonts_w_ascii_times_new_roman_w_hansi_times_new_roman_w_cs_times_new_roman_w_sz_w_val_24_w_szcs_w_val_24_w_lang_w_val_en_us_w_rpr_w_t_debt_w_t_w_r_w_r_w_rsidr_00570dc2_w_rsidrpr_00570dc2_w_rpr_w_rfonts_w_ascii_times_new_roman_w_hansi_times_new_roman_w_cs_times_new_roman_w_sz_w_val_24_w_szcs_w_val_24_w_rpr_w_t_xml_space_preserve_w_t_w_r_w_r_w_rsidr_00570dc2_w_rpr_w_rfonts_w_ascii_times_new_roman_w_hansi_times_new_roman_w_cs_times_new_roman_w_sz_w_val_24_w_szcs_w_val_24_w_lang_w_val_en_us_w_rpr_w_t_end_w_t_w_r_w_r_w_rsidr_00570dc2_w_rsidrpr_00570dc2_w_rpr_w_rfonts_w_ascii_times_new_roman_w_hansi_times_new_roman_w_cs_times_new_roman_w_sz_w_val_24_w_szcs_w_val_24_w_rpr_w_t_xml_space_preserve_w_t_w_r_w_r_w_rsidr_00570dc2_w_rpr_w_rfonts_w_ascii_times_new_roman_w_hansi_times_new_roman_w_cs_times_new_roman_w_sz_w_val_24_w_szcs_w_val_24_w_lang_w_val_en_us_w_rpr_w_t_date_w_t_w_r_w_r_w_rsidr_00570dc2_w_rsidrpr_00570dc2_w_rpr_w_rfonts_w_ascii_times_new_roman_w_hansi_times_new_roman_w_cs_times_new_roman_w_sz_w_val_24_w_szcs_w_val_24_w_rpr_w_t_xml_space_preserve }}</w:t>
+        <w:t xml:space="preserve">{{ debt_end_date }}</w:t>
       </w:r>
       <w:r>
         <w:rPr>
@@ -580,15 +578,14 @@
           <w:lang w:val="en-US"/>
         </w:rPr>
       </w:pPr>
-      <w:proofErr w:type="gramStart"/>
-      <w:r>
-        <w:rPr>
-          <w:rFonts w:ascii="Times New Roman" w:hAnsi="Times New Roman" w:cs="Times New Roman"/>
-          <w:sz w:val="24"/>
-          <w:szCs w:val="24"/>
-          <w:lang w:val="en-US"/>
-        </w:rPr>
-        <w:t>{{ plaintiff_w_t_w_r_w_prooferr_w_type_gramend_w_r_w_rpr_w_rfonts_w_ascii_times_new_roman_w_hansi_times_new_roman_w_cs_times_new_roman_w_sz_w_val_24_w_szcs_w_val_24_w_lang_w_val_en_us_w_rpr_w_t_xml_space_preserve }}</w:t>
+      <w:r>
+        <w:rPr>
+          <w:rFonts w:ascii="Times New Roman" w:hAnsi="Times New Roman" w:cs="Times New Roman"/>
+          <w:sz w:val="24"/>
+          <w:szCs w:val="24"/>
+          <w:lang w:val="en-US"/>
+        </w:rPr>
+        <w:t>{{ plaintiff }}</w:t>
       </w:r>
       <w:r>
         <w:rPr>
